--- a/Manual Testing/SESSION-5.docx
+++ b/Manual Testing/SESSION-5.docx
@@ -211,21 +211,12 @@
                 <w:szCs w:val="24"/>
               </w:rPr>
             </w:pPr>
-            <w:proofErr w:type="spellStart"/>
-            <w:r>
-              <w:rPr>
-                <w:sz w:val="24"/>
-                <w:szCs w:val="24"/>
-              </w:rPr>
-              <w:t>Analyze</w:t>
-            </w:r>
-            <w:proofErr w:type="spellEnd"/>
-            <w:r>
-              <w:rPr>
-                <w:sz w:val="24"/>
-                <w:szCs w:val="24"/>
-              </w:rPr>
-              <w:t xml:space="preserve"> login requirements such as login with username/email, password validation, and error messages for invalid credentials.</w:t>
+            <w:r>
+              <w:rPr>
+                <w:sz w:val="24"/>
+                <w:szCs w:val="24"/>
+              </w:rPr>
+              <w:t>Analyze login requirements such as login with username/email, password validation, and error messages for invalid credentials.</w:t>
             </w:r>
           </w:p>
         </w:tc>
@@ -1646,23 +1637,7 @@
           <w:sz w:val="24"/>
           <w:szCs w:val="24"/>
         </w:rPr>
-        <w:t xml:space="preserve">Login </w:t>
-      </w:r>
-      <w:proofErr w:type="spellStart"/>
-      <w:r>
-        <w:rPr>
-          <w:sz w:val="24"/>
-          <w:szCs w:val="24"/>
-        </w:rPr>
-        <w:t>behavior</w:t>
-      </w:r>
-      <w:proofErr w:type="spellEnd"/>
-      <w:r>
-        <w:rPr>
-          <w:sz w:val="24"/>
-          <w:szCs w:val="24"/>
-        </w:rPr>
-        <w:t xml:space="preserve"> on Android, iOS, and Web platforms.</w:t>
+        <w:t>Login behavior on Android, iOS, and Web platforms.</w:t>
       </w:r>
     </w:p>
     <w:p>
